--- a/RecordPrograms/week6/Strings.docx
+++ b/RecordPrograms/week6/Strings.docx
@@ -3,14 +3,26 @@
 <w:document xmlns:wpc="http://schemas.microsoft.com/office/word/2010/wordprocessingCanvas" xmlns:cx="http://schemas.microsoft.com/office/drawing/2014/chartex" xmlns:cx1="http://schemas.microsoft.com/office/drawing/2015/9/8/chartex" xmlns:cx2="http://schemas.microsoft.com/office/drawing/2015/10/21/chartex" xmlns:cx3="http://schemas.microsoft.com/office/drawing/2016/5/9/chartex" xmlns:cx4="http://schemas.microsoft.com/office/drawing/2016/5/10/chartex" xmlns:cx5="http://schemas.microsoft.com/office/drawing/2016/5/11/chartex" xmlns:cx6="http://schemas.microsoft.com/office/drawing/2016/5/12/chartex" xmlns:cx7="http://schemas.microsoft.com/office/drawing/2016/5/13/chartex" xmlns:cx8="http://schemas.microsoft.com/office/drawing/2016/5/14/chartex" xmlns:mc="http://schemas.openxmlformats.org/markup-compatibility/2006" xmlns:aink="http://schemas.microsoft.com/office/drawing/2016/ink" xmlns:am3d="http://schemas.microsoft.com/office/drawing/2017/model3d" xmlns:o="urn:schemas-microsoft-com:office:office" xmlns:oel="http://schemas.microsoft.com/office/2019/extlst" xmlns:r="http://schemas.openxmlformats.org/officeDocument/2006/relationships" xmlns:m="http://schemas.openxmlformats.org/officeDocument/2006/math" xmlns:v="urn:schemas-microsoft-com:vml" xmlns:wp14="http://schemas.microsoft.com/office/word/2010/wordprocessingDrawing" xmlns:wp="http://schemas.openxmlformats.org/drawingml/2006/wordprocessingDrawing" xmlns:w10="urn:schemas-microsoft-com:office:word" xmlns:w="http://schemas.openxmlformats.org/wordprocessingml/2006/main" xmlns:w14="http://schemas.microsoft.com/office/word/2010/wordml" xmlns:w15="http://schemas.microsoft.com/office/word/2012/wordml" xmlns:w16cex="http://schemas.microsoft.com/office/word/2018/wordml/cex" xmlns:w16cid="http://schemas.microsoft.com/office/word/2016/wordml/cid" xmlns:w16="http://schemas.microsoft.com/office/word/2018/wordml" xmlns:w16du="http://schemas.microsoft.com/office/word/2023/wordml/word16du" xmlns:w16sdtdh="http://schemas.microsoft.com/office/word/2020/wordml/sdtdatahash" xmlns:w16sdtfl="http://schemas.microsoft.com/office/word/2024/wordml/sdtformatlock" xmlns:w16se="http://schemas.microsoft.com/office/word/2015/wordml/symex" xmlns:wpg="http://schemas.microsoft.com/office/word/2010/wordprocessingGroup" xmlns:wpi="http://schemas.microsoft.com/office/word/2010/wordprocessingInk" xmlns:wne="http://schemas.microsoft.com/office/word/2006/wordml" xmlns:wps="http://schemas.microsoft.com/office/word/2010/wordprocessingShape" mc:Ignorable="w14 w15 w16se w16cid w16 w16cex w16sdtdh w16sdtfl w16du wp14">
   <w:body>
     <w:p>
-      <w:r>
-        <w:t>Program 6: Longest Substring Without Repeating Characters</w:t>
-      </w:r>
-    </w:p>
-    <w:p>
-      <w:r>
+      <w:pPr>
+        <w:rPr>
+          <w:b/>
+          <w:bCs/>
+        </w:rPr>
+      </w:pPr>
+      <w:r>
+        <w:rPr>
+          <w:b/>
+          <w:bCs/>
+        </w:rPr>
         <w:t>Aim</w:t>
       </w:r>
+      <w:r>
+        <w:rPr>
+          <w:b/>
+          <w:bCs/>
+        </w:rPr>
+        <w:t>:</w:t>
+      </w:r>
     </w:p>
     <w:p>
       <w:r>
@@ -18,9 +30,26 @@
       </w:r>
     </w:p>
     <w:p>
-      <w:r>
+      <w:pPr>
+        <w:rPr>
+          <w:b/>
+          <w:bCs/>
+        </w:rPr>
+      </w:pPr>
+      <w:r>
+        <w:rPr>
+          <w:b/>
+          <w:bCs/>
+        </w:rPr>
         <w:t>Steps</w:t>
       </w:r>
+      <w:r>
+        <w:rPr>
+          <w:b/>
+          <w:bCs/>
+        </w:rPr>
+        <w:t>:</w:t>
+      </w:r>
     </w:p>
     <w:p>
       <w:r>
@@ -63,9 +92,26 @@
       </w:r>
     </w:p>
     <w:p>
-      <w:r>
+      <w:pPr>
+        <w:rPr>
+          <w:b/>
+          <w:bCs/>
+        </w:rPr>
+      </w:pPr>
+      <w:r>
+        <w:rPr>
+          <w:b/>
+          <w:bCs/>
+        </w:rPr>
         <w:t>Algorithm</w:t>
       </w:r>
+      <w:r>
+        <w:rPr>
+          <w:b/>
+          <w:bCs/>
+        </w:rPr>
+        <w:t>:</w:t>
+      </w:r>
     </w:p>
     <w:p>
       <w:r>
@@ -108,7 +154,604 @@
       </w:r>
     </w:p>
     <w:p>
-      <w:r>
+      <w:pPr>
+        <w:rPr>
+          <w:b/>
+          <w:bCs/>
+        </w:rPr>
+      </w:pPr>
+      <w:r>
+        <w:rPr>
+          <w:b/>
+          <w:bCs/>
+        </w:rPr>
+        <w:t>Code:</w:t>
+      </w:r>
+    </w:p>
+    <w:p>
+      <w:r>
+        <w:rPr>
+          <w:b/>
+          <w:bCs/>
+        </w:rPr>
+        <w:t>package</w:t>
+      </w:r>
+      <w:r>
+        <w:t xml:space="preserve"> basics;</w:t>
+      </w:r>
+    </w:p>
+    <w:p>
+      <w:r>
+        <w:rPr>
+          <w:b/>
+          <w:bCs/>
+        </w:rPr>
+        <w:t>import</w:t>
+      </w:r>
+      <w:r>
+        <w:t xml:space="preserve"> </w:t>
+      </w:r>
+      <w:proofErr w:type="spellStart"/>
+      <w:proofErr w:type="gramStart"/>
+      <w:r>
+        <w:t>java.util</w:t>
+      </w:r>
+      <w:proofErr w:type="gramEnd"/>
+      <w:r>
+        <w:t>.Scanner</w:t>
+      </w:r>
+      <w:proofErr w:type="spellEnd"/>
+      <w:r>
+        <w:t>;</w:t>
+      </w:r>
+    </w:p>
+    <w:p/>
+    <w:p>
+      <w:r>
+        <w:rPr>
+          <w:b/>
+          <w:bCs/>
+        </w:rPr>
+        <w:t>public</w:t>
+      </w:r>
+      <w:r>
+        <w:t xml:space="preserve"> </w:t>
+      </w:r>
+      <w:r>
+        <w:rPr>
+          <w:b/>
+          <w:bCs/>
+        </w:rPr>
+        <w:t>class</w:t>
+      </w:r>
+      <w:r>
+        <w:t xml:space="preserve"> </w:t>
+      </w:r>
+      <w:proofErr w:type="spellStart"/>
+      <w:r>
+        <w:t>LongestSubstring</w:t>
+      </w:r>
+      <w:proofErr w:type="spellEnd"/>
+      <w:r>
+        <w:t xml:space="preserve"> {</w:t>
+      </w:r>
+    </w:p>
+    <w:p>
+      <w:r>
+        <w:tab/>
+      </w:r>
+    </w:p>
+    <w:p>
+      <w:r>
+        <w:tab/>
+        <w:t xml:space="preserve">    </w:t>
+      </w:r>
+      <w:r>
+        <w:rPr>
+          <w:b/>
+          <w:bCs/>
+        </w:rPr>
+        <w:t>public</w:t>
+      </w:r>
+      <w:r>
+        <w:t xml:space="preserve"> </w:t>
+      </w:r>
+      <w:r>
+        <w:rPr>
+          <w:b/>
+          <w:bCs/>
+        </w:rPr>
+        <w:t>static</w:t>
+      </w:r>
+      <w:r>
+        <w:t xml:space="preserve"> </w:t>
+      </w:r>
+      <w:r>
+        <w:rPr>
+          <w:b/>
+          <w:bCs/>
+        </w:rPr>
+        <w:t>void</w:t>
+      </w:r>
+      <w:r>
+        <w:t xml:space="preserve"> </w:t>
+      </w:r>
+      <w:proofErr w:type="gramStart"/>
+      <w:r>
+        <w:t>main(String[</w:t>
+      </w:r>
+      <w:proofErr w:type="gramEnd"/>
+      <w:r>
+        <w:t xml:space="preserve">] </w:t>
+      </w:r>
+      <w:proofErr w:type="spellStart"/>
+      <w:r>
+        <w:t>args</w:t>
+      </w:r>
+      <w:proofErr w:type="spellEnd"/>
+      <w:r>
+        <w:t>) {</w:t>
+      </w:r>
+    </w:p>
+    <w:p/>
+    <w:p>
+      <w:r>
+        <w:lastRenderedPageBreak/>
+        <w:tab/>
+        <w:t xml:space="preserve">        Scanner </w:t>
+      </w:r>
+      <w:proofErr w:type="spellStart"/>
+      <w:r>
+        <w:t>sc</w:t>
+      </w:r>
+      <w:proofErr w:type="spellEnd"/>
+      <w:r>
+        <w:t xml:space="preserve"> = </w:t>
+      </w:r>
+      <w:r>
+        <w:rPr>
+          <w:b/>
+          <w:bCs/>
+        </w:rPr>
+        <w:t>new</w:t>
+      </w:r>
+      <w:r>
+        <w:t xml:space="preserve"> </w:t>
+      </w:r>
+      <w:proofErr w:type="gramStart"/>
+      <w:r>
+        <w:t>Scanner(</w:t>
+      </w:r>
+      <w:proofErr w:type="gramEnd"/>
+      <w:r>
+        <w:t>System.</w:t>
+      </w:r>
+      <w:r>
+        <w:rPr>
+          <w:b/>
+          <w:bCs/>
+          <w:i/>
+          <w:iCs/>
+        </w:rPr>
+        <w:t>in</w:t>
+      </w:r>
+      <w:r>
+        <w:t>);</w:t>
+      </w:r>
+    </w:p>
+    <w:p/>
+    <w:p>
+      <w:r>
+        <w:tab/>
+        <w:t xml:space="preserve">        </w:t>
+      </w:r>
+      <w:proofErr w:type="spellStart"/>
+      <w:r>
+        <w:t>System.</w:t>
+      </w:r>
+      <w:r>
+        <w:rPr>
+          <w:b/>
+          <w:bCs/>
+          <w:i/>
+          <w:iCs/>
+        </w:rPr>
+        <w:t>out</w:t>
+      </w:r>
+      <w:r>
+        <w:t>.print</w:t>
+      </w:r>
+      <w:proofErr w:type="spellEnd"/>
+      <w:r>
+        <w:t>("Enter a string: ");</w:t>
+      </w:r>
+    </w:p>
+    <w:p>
+      <w:r>
+        <w:tab/>
+        <w:t xml:space="preserve">        String str = </w:t>
+      </w:r>
+      <w:proofErr w:type="spellStart"/>
+      <w:proofErr w:type="gramStart"/>
+      <w:r>
+        <w:t>sc.nextLine</w:t>
+      </w:r>
+      <w:proofErr w:type="spellEnd"/>
+      <w:proofErr w:type="gramEnd"/>
+      <w:r>
+        <w:t>();</w:t>
+      </w:r>
+    </w:p>
+    <w:p/>
+    <w:p>
+      <w:r>
+        <w:tab/>
+        <w:t xml:space="preserve">        String longest = "";</w:t>
+      </w:r>
+    </w:p>
+    <w:p/>
+    <w:p>
+      <w:r>
+        <w:tab/>
+        <w:t xml:space="preserve">        </w:t>
+      </w:r>
+      <w:r>
+        <w:rPr>
+          <w:b/>
+          <w:bCs/>
+        </w:rPr>
+        <w:t>for</w:t>
+      </w:r>
+      <w:r>
+        <w:t xml:space="preserve"> (</w:t>
+      </w:r>
+      <w:r>
+        <w:rPr>
+          <w:b/>
+          <w:bCs/>
+        </w:rPr>
+        <w:t>int</w:t>
+      </w:r>
+      <w:r>
+        <w:t xml:space="preserve"> </w:t>
+      </w:r>
+      <w:proofErr w:type="spellStart"/>
+      <w:r>
+        <w:t>i</w:t>
+      </w:r>
+      <w:proofErr w:type="spellEnd"/>
+      <w:r>
+        <w:t xml:space="preserve"> = 0; </w:t>
+      </w:r>
+      <w:proofErr w:type="spellStart"/>
+      <w:r>
+        <w:t>i</w:t>
+      </w:r>
+      <w:proofErr w:type="spellEnd"/>
+      <w:r>
+        <w:t xml:space="preserve"> &lt; </w:t>
+      </w:r>
+      <w:proofErr w:type="spellStart"/>
+      <w:proofErr w:type="gramStart"/>
+      <w:r>
+        <w:t>str.length</w:t>
+      </w:r>
+      <w:proofErr w:type="spellEnd"/>
+      <w:proofErr w:type="gramEnd"/>
+      <w:r>
+        <w:t xml:space="preserve">(); </w:t>
+      </w:r>
+      <w:proofErr w:type="spellStart"/>
+      <w:r>
+        <w:t>i</w:t>
+      </w:r>
+      <w:proofErr w:type="spellEnd"/>
+      <w:r>
+        <w:t>++) {</w:t>
+      </w:r>
+    </w:p>
+    <w:p/>
+    <w:p>
+      <w:r>
+        <w:tab/>
+        <w:t xml:space="preserve">            String current = "";</w:t>
+      </w:r>
+    </w:p>
+    <w:p/>
+    <w:p>
+      <w:r>
+        <w:tab/>
+        <w:t xml:space="preserve">            </w:t>
+      </w:r>
+      <w:r>
+        <w:rPr>
+          <w:b/>
+          <w:bCs/>
+        </w:rPr>
+        <w:t>for</w:t>
+      </w:r>
+      <w:r>
+        <w:t xml:space="preserve"> (</w:t>
+      </w:r>
+      <w:r>
+        <w:rPr>
+          <w:b/>
+          <w:bCs/>
+        </w:rPr>
+        <w:t>int</w:t>
+      </w:r>
+      <w:r>
+        <w:t xml:space="preserve"> j = </w:t>
+      </w:r>
+      <w:proofErr w:type="spellStart"/>
+      <w:r>
+        <w:t>i</w:t>
+      </w:r>
+      <w:proofErr w:type="spellEnd"/>
+      <w:r>
+        <w:t xml:space="preserve">; j &lt; </w:t>
+      </w:r>
+      <w:proofErr w:type="spellStart"/>
+      <w:proofErr w:type="gramStart"/>
+      <w:r>
+        <w:t>str.length</w:t>
+      </w:r>
+      <w:proofErr w:type="spellEnd"/>
+      <w:proofErr w:type="gramEnd"/>
+      <w:r>
+        <w:t xml:space="preserve">(); </w:t>
+      </w:r>
+      <w:proofErr w:type="spellStart"/>
+      <w:r>
+        <w:t>j++</w:t>
+      </w:r>
+      <w:proofErr w:type="spellEnd"/>
+      <w:r>
+        <w:t>) {</w:t>
+      </w:r>
+    </w:p>
+    <w:p/>
+    <w:p>
+      <w:r>
+        <w:tab/>
+        <w:t xml:space="preserve">                </w:t>
+      </w:r>
+      <w:r>
+        <w:rPr>
+          <w:b/>
+          <w:bCs/>
+        </w:rPr>
+        <w:t>char</w:t>
+      </w:r>
+      <w:r>
+        <w:t xml:space="preserve"> ch = </w:t>
+      </w:r>
+      <w:proofErr w:type="spellStart"/>
+      <w:proofErr w:type="gramStart"/>
+      <w:r>
+        <w:t>str.charAt</w:t>
+      </w:r>
+      <w:proofErr w:type="spellEnd"/>
+      <w:proofErr w:type="gramEnd"/>
+      <w:r>
+        <w:t>(j);</w:t>
+      </w:r>
+    </w:p>
+    <w:p/>
+    <w:p>
+      <w:r>
+        <w:tab/>
+        <w:t xml:space="preserve">                </w:t>
+      </w:r>
+      <w:r>
+        <w:rPr>
+          <w:b/>
+          <w:bCs/>
+        </w:rPr>
+        <w:t>if</w:t>
+      </w:r>
+      <w:r>
+        <w:t xml:space="preserve"> (</w:t>
+      </w:r>
+      <w:proofErr w:type="spellStart"/>
+      <w:proofErr w:type="gramStart"/>
+      <w:r>
+        <w:t>current.indexOf</w:t>
+      </w:r>
+      <w:proofErr w:type="spellEnd"/>
+      <w:proofErr w:type="gramEnd"/>
+      <w:r>
+        <w:t>(ch</w:t>
+      </w:r>
+      <w:proofErr w:type="gramStart"/>
+      <w:r>
+        <w:t>) !</w:t>
+      </w:r>
+      <w:proofErr w:type="gramEnd"/>
+      <w:r>
+        <w:t>= -1) {</w:t>
+      </w:r>
+    </w:p>
+    <w:p>
+      <w:r>
+        <w:tab/>
+        <w:t xml:space="preserve">                    </w:t>
+      </w:r>
+      <w:r>
+        <w:rPr>
+          <w:b/>
+          <w:bCs/>
+        </w:rPr>
+        <w:t>break</w:t>
+      </w:r>
+      <w:r>
+        <w:t>;</w:t>
+      </w:r>
+    </w:p>
+    <w:p>
+      <w:r>
+        <w:tab/>
+        <w:t xml:space="preserve">                }</w:t>
+      </w:r>
+    </w:p>
+    <w:p/>
+    <w:p>
+      <w:r>
+        <w:tab/>
+        <w:t xml:space="preserve">                current = current + ch;</w:t>
+      </w:r>
+    </w:p>
+    <w:p/>
+    <w:p>
+      <w:r>
+        <w:tab/>
+        <w:t xml:space="preserve">                </w:t>
+      </w:r>
+      <w:r>
+        <w:rPr>
+          <w:b/>
+          <w:bCs/>
+        </w:rPr>
+        <w:t>if</w:t>
+      </w:r>
+      <w:r>
+        <w:t xml:space="preserve"> (</w:t>
+      </w:r>
+      <w:proofErr w:type="spellStart"/>
+      <w:proofErr w:type="gramStart"/>
+      <w:r>
+        <w:t>current.length</w:t>
+      </w:r>
+      <w:proofErr w:type="spellEnd"/>
+      <w:proofErr w:type="gramEnd"/>
+      <w:r>
+        <w:t xml:space="preserve">() &gt; </w:t>
+      </w:r>
+      <w:proofErr w:type="spellStart"/>
+      <w:proofErr w:type="gramStart"/>
+      <w:r>
+        <w:t>longest.length</w:t>
+      </w:r>
+      <w:proofErr w:type="spellEnd"/>
+      <w:proofErr w:type="gramEnd"/>
+      <w:r>
+        <w:t>()) {</w:t>
+      </w:r>
+    </w:p>
+    <w:p>
+      <w:r>
+        <w:tab/>
+        <w:t xml:space="preserve">                    longest = current;</w:t>
+      </w:r>
+    </w:p>
+    <w:p>
+      <w:r>
+        <w:tab/>
+        <w:t xml:space="preserve">                }</w:t>
+      </w:r>
+    </w:p>
+    <w:p>
+      <w:r>
+        <w:tab/>
+        <w:t xml:space="preserve">            }</w:t>
+      </w:r>
+    </w:p>
+    <w:p>
+      <w:r>
+        <w:tab/>
+        <w:t xml:space="preserve">        }</w:t>
+      </w:r>
+    </w:p>
+    <w:p>
+      <w:r>
+        <w:t xml:space="preserve">                    </w:t>
+      </w:r>
+      <w:r>
+        <w:t xml:space="preserve"> </w:t>
+      </w:r>
+      <w:proofErr w:type="spellStart"/>
+      <w:r>
+        <w:t>System.</w:t>
+      </w:r>
+      <w:r>
+        <w:rPr>
+          <w:b/>
+          <w:bCs/>
+          <w:i/>
+          <w:iCs/>
+        </w:rPr>
+        <w:t>out</w:t>
+      </w:r>
+      <w:r>
+        <w:t>.println</w:t>
+      </w:r>
+      <w:proofErr w:type="spellEnd"/>
+      <w:r>
+        <w:t>("Longest substring: " + longest);</w:t>
+      </w:r>
+    </w:p>
+    <w:p>
+      <w:r>
+        <w:tab/>
+        <w:t xml:space="preserve">        </w:t>
+      </w:r>
+      <w:proofErr w:type="spellStart"/>
+      <w:r>
+        <w:t>System.</w:t>
+      </w:r>
+      <w:r>
+        <w:rPr>
+          <w:b/>
+          <w:bCs/>
+          <w:i/>
+          <w:iCs/>
+        </w:rPr>
+        <w:t>out</w:t>
+      </w:r>
+      <w:r>
+        <w:t>.println</w:t>
+      </w:r>
+      <w:proofErr w:type="spellEnd"/>
+      <w:r>
+        <w:t xml:space="preserve">("Length: " + </w:t>
+      </w:r>
+      <w:proofErr w:type="spellStart"/>
+      <w:proofErr w:type="gramStart"/>
+      <w:r>
+        <w:t>longest.length</w:t>
+      </w:r>
+      <w:proofErr w:type="spellEnd"/>
+      <w:proofErr w:type="gramEnd"/>
+      <w:r>
+        <w:t>());</w:t>
+      </w:r>
+    </w:p>
+    <w:p>
+      <w:r>
+        <w:lastRenderedPageBreak/>
+        <w:t xml:space="preserve">    }</w:t>
+      </w:r>
+    </w:p>
+    <w:p>
+      <w:r>
+        <w:tab/>
+        <w:t>}</w:t>
+      </w:r>
+    </w:p>
+    <w:p/>
+    <w:p/>
+    <w:p>
+      <w:pPr>
+        <w:rPr>
+          <w:b/>
+          <w:bCs/>
+        </w:rPr>
+      </w:pPr>
+      <w:r>
+        <w:rPr>
+          <w:b/>
+          <w:bCs/>
+        </w:rPr>
         <w:t>UML DIAGRAM:</w:t>
       </w:r>
     </w:p>
@@ -119,7 +762,15 @@
     </w:p>
     <w:p>
       <w:r>
-        <w:t>│       LongestSubstring          │</w:t>
+        <w:t xml:space="preserve">│       </w:t>
+      </w:r>
+      <w:proofErr w:type="spellStart"/>
+      <w:r>
+        <w:t>LongestSubstring</w:t>
+      </w:r>
+      <w:proofErr w:type="spellEnd"/>
+      <w:r>
+        <w:t xml:space="preserve">          │</w:t>
       </w:r>
     </w:p>
     <w:p>
@@ -169,18 +820,73 @@
     </w:p>
     <w:p>
       <w:r>
-        <w:t>│ + main(args : String[]) : void │</w:t>
-      </w:r>
-    </w:p>
-    <w:p>
-      <w:r>
-        <w:lastRenderedPageBreak/>
+        <w:t xml:space="preserve">│ + </w:t>
+      </w:r>
+      <w:proofErr w:type="gramStart"/>
+      <w:r>
+        <w:t>main(</w:t>
+      </w:r>
+      <w:proofErr w:type="spellStart"/>
+      <w:r>
+        <w:t>args</w:t>
+      </w:r>
+      <w:proofErr w:type="spellEnd"/>
+      <w:r>
+        <w:t xml:space="preserve"> :</w:t>
+      </w:r>
+      <w:proofErr w:type="gramEnd"/>
+      <w:r>
+        <w:t xml:space="preserve"> </w:t>
+      </w:r>
+      <w:proofErr w:type="gramStart"/>
+      <w:r>
+        <w:t>String[</w:t>
+      </w:r>
+      <w:proofErr w:type="gramEnd"/>
+      <w:r>
+        <w:t>]</w:t>
+      </w:r>
+      <w:proofErr w:type="gramStart"/>
+      <w:r>
+        <w:t>) :</w:t>
+      </w:r>
+      <w:proofErr w:type="gramEnd"/>
+      <w:r>
+        <w:t xml:space="preserve"> void │</w:t>
+      </w:r>
+    </w:p>
+    <w:p>
+      <w:r>
         <w:t>└────────────────────────────────┘</w:t>
       </w:r>
     </w:p>
     <w:p>
-      <w:r>
-        <w:t>OUTPUT:</w:t>
+      <w:pPr>
+        <w:rPr>
+          <w:b/>
+          <w:bCs/>
+        </w:rPr>
+      </w:pPr>
+      <w:r>
+        <w:rPr>
+          <w:b/>
+          <w:bCs/>
+        </w:rPr>
+        <w:t>O</w:t>
+      </w:r>
+      <w:r>
+        <w:rPr>
+          <w:b/>
+          <w:bCs/>
+        </w:rPr>
+        <w:t>utput</w:t>
+      </w:r>
+      <w:r>
+        <w:rPr>
+          <w:b/>
+          <w:bCs/>
+        </w:rPr>
+        <w:t>:</w:t>
       </w:r>
     </w:p>
     <w:p>
@@ -851,7 +1557,6 @@
   <w:style w:type="character" w:default="1" w:styleId="DefaultParagraphFont">
     <w:name w:val="Default Paragraph Font"/>
     <w:uiPriority w:val="1"/>
-    <w:semiHidden/>
     <w:unhideWhenUsed/>
   </w:style>
   <w:style w:type="table" w:default="1" w:styleId="TableNormal">
